--- a/ARTICLE.docx
+++ b/ARTICLE.docx
@@ -980,12 +980,13 @@
       <w:tblPr>
         <w:tblStyle w:val="LightGrid-Accent1"/>
         <w:tblW w:w="0" w:type="auto"/>
+        <w:tblLayout w:type="fixed"/>
         <w:tblLook w:val="04A0" w:firstRow="1" w:lastRow="0" w:firstColumn="1" w:lastColumn="0" w:noHBand="0" w:noVBand="1"/>
       </w:tblPr>
       <w:tblGrid>
-        <w:gridCol w:w="878"/>
-        <w:gridCol w:w="606"/>
-        <w:gridCol w:w="324"/>
+        <w:gridCol w:w="1008"/>
+        <w:gridCol w:w="540"/>
+        <w:gridCol w:w="260"/>
         <w:gridCol w:w="734"/>
         <w:gridCol w:w="566"/>
         <w:gridCol w:w="858"/>
@@ -1003,7 +1004,7 @@
         <w:tc>
           <w:tcPr>
             <w:cnfStyle w:val="001000000000" w:firstRow="0" w:lastRow="0" w:firstColumn="1" w:lastColumn="0" w:oddVBand="0" w:evenVBand="0" w:oddHBand="0" w:evenHBand="0" w:firstRowFirstColumn="0" w:firstRowLastColumn="0" w:lastRowFirstColumn="0" w:lastRowLastColumn="0"/>
-            <w:tcW w:w="720" w:type="dxa"/>
+            <w:tcW w:w="1008" w:type="dxa"/>
             <w:shd w:val="clear" w:color="auto" w:fill="D9E2F3"/>
           </w:tcPr>
           <w:p>
@@ -1017,7 +1018,7 @@
         </w:tc>
         <w:tc>
           <w:tcPr>
-            <w:tcW w:w="720" w:type="dxa"/>
+            <w:tcW w:w="540" w:type="dxa"/>
             <w:shd w:val="clear" w:color="auto" w:fill="D9E2F3"/>
           </w:tcPr>
           <w:p>
@@ -1034,7 +1035,7 @@
         </w:tc>
         <w:tc>
           <w:tcPr>
-            <w:tcW w:w="720" w:type="dxa"/>
+            <w:tcW w:w="260" w:type="dxa"/>
             <w:shd w:val="clear" w:color="auto" w:fill="D9E2F3"/>
           </w:tcPr>
           <w:p>
@@ -1051,7 +1052,7 @@
         </w:tc>
         <w:tc>
           <w:tcPr>
-            <w:tcW w:w="720" w:type="dxa"/>
+            <w:tcW w:w="734" w:type="dxa"/>
             <w:shd w:val="clear" w:color="auto" w:fill="D9E2F3"/>
           </w:tcPr>
           <w:p>
@@ -1068,7 +1069,7 @@
         </w:tc>
         <w:tc>
           <w:tcPr>
-            <w:tcW w:w="720" w:type="dxa"/>
+            <w:tcW w:w="566" w:type="dxa"/>
             <w:shd w:val="clear" w:color="auto" w:fill="D9E2F3"/>
           </w:tcPr>
           <w:p>
@@ -1085,7 +1086,7 @@
         </w:tc>
         <w:tc>
           <w:tcPr>
-            <w:tcW w:w="720" w:type="dxa"/>
+            <w:tcW w:w="858" w:type="dxa"/>
             <w:shd w:val="clear" w:color="auto" w:fill="D9E2F3"/>
           </w:tcPr>
           <w:p>
@@ -1102,7 +1103,7 @@
         </w:tc>
         <w:tc>
           <w:tcPr>
-            <w:tcW w:w="720" w:type="dxa"/>
+            <w:tcW w:w="813" w:type="dxa"/>
             <w:shd w:val="clear" w:color="auto" w:fill="D9E2F3"/>
           </w:tcPr>
           <w:p>
@@ -1119,7 +1120,7 @@
         </w:tc>
         <w:tc>
           <w:tcPr>
-            <w:tcW w:w="720" w:type="dxa"/>
+            <w:tcW w:w="711" w:type="dxa"/>
             <w:shd w:val="clear" w:color="auto" w:fill="D9E2F3"/>
           </w:tcPr>
           <w:p>
@@ -1136,7 +1137,7 @@
         </w:tc>
         <w:tc>
           <w:tcPr>
-            <w:tcW w:w="720" w:type="dxa"/>
+            <w:tcW w:w="877" w:type="dxa"/>
             <w:shd w:val="clear" w:color="auto" w:fill="D9E2F3"/>
           </w:tcPr>
           <w:p>
@@ -1153,7 +1154,7 @@
         </w:tc>
         <w:tc>
           <w:tcPr>
-            <w:tcW w:w="720" w:type="dxa"/>
+            <w:tcW w:w="740" w:type="dxa"/>
             <w:shd w:val="clear" w:color="auto" w:fill="D9E2F3"/>
           </w:tcPr>
           <w:p>
@@ -1170,7 +1171,7 @@
         </w:tc>
         <w:tc>
           <w:tcPr>
-            <w:tcW w:w="720" w:type="dxa"/>
+            <w:tcW w:w="1015" w:type="dxa"/>
             <w:shd w:val="clear" w:color="auto" w:fill="D9E2F3"/>
           </w:tcPr>
           <w:p>
@@ -1187,7 +1188,7 @@
         </w:tc>
         <w:tc>
           <w:tcPr>
-            <w:tcW w:w="720" w:type="dxa"/>
+            <w:tcW w:w="734" w:type="dxa"/>
             <w:shd w:val="clear" w:color="auto" w:fill="D9E2F3"/>
           </w:tcPr>
           <w:p>
@@ -1210,7 +1211,7 @@
         <w:tc>
           <w:tcPr>
             <w:cnfStyle w:val="001000000000" w:firstRow="0" w:lastRow="0" w:firstColumn="1" w:lastColumn="0" w:oddVBand="0" w:evenVBand="0" w:oddHBand="0" w:evenHBand="0" w:firstRowFirstColumn="0" w:firstRowLastColumn="0" w:lastRowFirstColumn="0" w:lastRowLastColumn="0"/>
-            <w:tcW w:w="720" w:type="dxa"/>
+            <w:tcW w:w="1008" w:type="dxa"/>
           </w:tcPr>
           <w:p>
             <w:r>
@@ -1223,7 +1224,7 @@
         </w:tc>
         <w:tc>
           <w:tcPr>
-            <w:tcW w:w="720" w:type="dxa"/>
+            <w:tcW w:w="540" w:type="dxa"/>
           </w:tcPr>
           <w:p>
             <w:pPr>
@@ -1239,7 +1240,7 @@
         </w:tc>
         <w:tc>
           <w:tcPr>
-            <w:tcW w:w="720" w:type="dxa"/>
+            <w:tcW w:w="260" w:type="dxa"/>
           </w:tcPr>
           <w:p>
             <w:pPr>
@@ -1255,7 +1256,7 @@
         </w:tc>
         <w:tc>
           <w:tcPr>
-            <w:tcW w:w="720" w:type="dxa"/>
+            <w:tcW w:w="734" w:type="dxa"/>
           </w:tcPr>
           <w:p>
             <w:pPr>
@@ -1271,7 +1272,7 @@
         </w:tc>
         <w:tc>
           <w:tcPr>
-            <w:tcW w:w="720" w:type="dxa"/>
+            <w:tcW w:w="566" w:type="dxa"/>
           </w:tcPr>
           <w:p>
             <w:pPr>
@@ -1287,7 +1288,7 @@
         </w:tc>
         <w:tc>
           <w:tcPr>
-            <w:tcW w:w="720" w:type="dxa"/>
+            <w:tcW w:w="858" w:type="dxa"/>
           </w:tcPr>
           <w:p>
             <w:pPr>
@@ -1303,7 +1304,7 @@
         </w:tc>
         <w:tc>
           <w:tcPr>
-            <w:tcW w:w="720" w:type="dxa"/>
+            <w:tcW w:w="813" w:type="dxa"/>
           </w:tcPr>
           <w:p>
             <w:pPr>
@@ -1319,7 +1320,7 @@
         </w:tc>
         <w:tc>
           <w:tcPr>
-            <w:tcW w:w="720" w:type="dxa"/>
+            <w:tcW w:w="711" w:type="dxa"/>
           </w:tcPr>
           <w:p>
             <w:pPr>
@@ -1335,7 +1336,7 @@
         </w:tc>
         <w:tc>
           <w:tcPr>
-            <w:tcW w:w="720" w:type="dxa"/>
+            <w:tcW w:w="877" w:type="dxa"/>
           </w:tcPr>
           <w:p>
             <w:pPr>
@@ -1351,7 +1352,7 @@
         </w:tc>
         <w:tc>
           <w:tcPr>
-            <w:tcW w:w="720" w:type="dxa"/>
+            <w:tcW w:w="740" w:type="dxa"/>
           </w:tcPr>
           <w:p>
             <w:pPr>
@@ -1367,7 +1368,7 @@
         </w:tc>
         <w:tc>
           <w:tcPr>
-            <w:tcW w:w="720" w:type="dxa"/>
+            <w:tcW w:w="1015" w:type="dxa"/>
           </w:tcPr>
           <w:p>
             <w:pPr>
@@ -1383,7 +1384,7 @@
         </w:tc>
         <w:tc>
           <w:tcPr>
-            <w:tcW w:w="720" w:type="dxa"/>
+            <w:tcW w:w="734" w:type="dxa"/>
           </w:tcPr>
           <w:p>
             <w:pPr>
@@ -1405,7 +1406,7 @@
         <w:tc>
           <w:tcPr>
             <w:cnfStyle w:val="001000000000" w:firstRow="0" w:lastRow="0" w:firstColumn="1" w:lastColumn="0" w:oddVBand="0" w:evenVBand="0" w:oddHBand="0" w:evenHBand="0" w:firstRowFirstColumn="0" w:firstRowLastColumn="0" w:lastRowFirstColumn="0" w:lastRowLastColumn="0"/>
-            <w:tcW w:w="720" w:type="dxa"/>
+            <w:tcW w:w="1008" w:type="dxa"/>
           </w:tcPr>
           <w:p>
             <w:r>
@@ -1418,7 +1419,7 @@
         </w:tc>
         <w:tc>
           <w:tcPr>
-            <w:tcW w:w="720" w:type="dxa"/>
+            <w:tcW w:w="540" w:type="dxa"/>
           </w:tcPr>
           <w:p>
             <w:pPr>
@@ -1434,7 +1435,7 @@
         </w:tc>
         <w:tc>
           <w:tcPr>
-            <w:tcW w:w="720" w:type="dxa"/>
+            <w:tcW w:w="260" w:type="dxa"/>
           </w:tcPr>
           <w:p>
             <w:pPr>
@@ -1450,7 +1451,7 @@
         </w:tc>
         <w:tc>
           <w:tcPr>
-            <w:tcW w:w="720" w:type="dxa"/>
+            <w:tcW w:w="734" w:type="dxa"/>
           </w:tcPr>
           <w:p>
             <w:pPr>
@@ -1466,7 +1467,7 @@
         </w:tc>
         <w:tc>
           <w:tcPr>
-            <w:tcW w:w="720" w:type="dxa"/>
+            <w:tcW w:w="566" w:type="dxa"/>
           </w:tcPr>
           <w:p>
             <w:pPr>
@@ -1482,7 +1483,7 @@
         </w:tc>
         <w:tc>
           <w:tcPr>
-            <w:tcW w:w="720" w:type="dxa"/>
+            <w:tcW w:w="858" w:type="dxa"/>
           </w:tcPr>
           <w:p>
             <w:pPr>
@@ -1498,7 +1499,7 @@
         </w:tc>
         <w:tc>
           <w:tcPr>
-            <w:tcW w:w="720" w:type="dxa"/>
+            <w:tcW w:w="813" w:type="dxa"/>
           </w:tcPr>
           <w:p>
             <w:pPr>
@@ -1514,7 +1515,7 @@
         </w:tc>
         <w:tc>
           <w:tcPr>
-            <w:tcW w:w="720" w:type="dxa"/>
+            <w:tcW w:w="711" w:type="dxa"/>
           </w:tcPr>
           <w:p>
             <w:pPr>
@@ -1530,7 +1531,7 @@
         </w:tc>
         <w:tc>
           <w:tcPr>
-            <w:tcW w:w="720" w:type="dxa"/>
+            <w:tcW w:w="877" w:type="dxa"/>
           </w:tcPr>
           <w:p>
             <w:pPr>
@@ -1546,7 +1547,7 @@
         </w:tc>
         <w:tc>
           <w:tcPr>
-            <w:tcW w:w="720" w:type="dxa"/>
+            <w:tcW w:w="740" w:type="dxa"/>
           </w:tcPr>
           <w:p>
             <w:pPr>
@@ -1562,7 +1563,7 @@
         </w:tc>
         <w:tc>
           <w:tcPr>
-            <w:tcW w:w="720" w:type="dxa"/>
+            <w:tcW w:w="1015" w:type="dxa"/>
           </w:tcPr>
           <w:p>
             <w:pPr>
@@ -1578,7 +1579,7 @@
         </w:tc>
         <w:tc>
           <w:tcPr>
-            <w:tcW w:w="720" w:type="dxa"/>
+            <w:tcW w:w="734" w:type="dxa"/>
           </w:tcPr>
           <w:p>
             <w:pPr>
@@ -1600,7 +1601,7 @@
         <w:tc>
           <w:tcPr>
             <w:cnfStyle w:val="001000000000" w:firstRow="0" w:lastRow="0" w:firstColumn="1" w:lastColumn="0" w:oddVBand="0" w:evenVBand="0" w:oddHBand="0" w:evenHBand="0" w:firstRowFirstColumn="0" w:firstRowLastColumn="0" w:lastRowFirstColumn="0" w:lastRowLastColumn="0"/>
-            <w:tcW w:w="720" w:type="dxa"/>
+            <w:tcW w:w="1008" w:type="dxa"/>
           </w:tcPr>
           <w:p>
             <w:r>
@@ -1613,7 +1614,7 @@
         </w:tc>
         <w:tc>
           <w:tcPr>
-            <w:tcW w:w="720" w:type="dxa"/>
+            <w:tcW w:w="540" w:type="dxa"/>
           </w:tcPr>
           <w:p>
             <w:pPr>
@@ -1629,7 +1630,7 @@
         </w:tc>
         <w:tc>
           <w:tcPr>
-            <w:tcW w:w="720" w:type="dxa"/>
+            <w:tcW w:w="260" w:type="dxa"/>
           </w:tcPr>
           <w:p>
             <w:pPr>
@@ -1645,7 +1646,7 @@
         </w:tc>
         <w:tc>
           <w:tcPr>
-            <w:tcW w:w="720" w:type="dxa"/>
+            <w:tcW w:w="734" w:type="dxa"/>
           </w:tcPr>
           <w:p>
             <w:pPr>
@@ -1661,7 +1662,7 @@
         </w:tc>
         <w:tc>
           <w:tcPr>
-            <w:tcW w:w="720" w:type="dxa"/>
+            <w:tcW w:w="566" w:type="dxa"/>
           </w:tcPr>
           <w:p>
             <w:pPr>
@@ -1677,7 +1678,7 @@
         </w:tc>
         <w:tc>
           <w:tcPr>
-            <w:tcW w:w="720" w:type="dxa"/>
+            <w:tcW w:w="858" w:type="dxa"/>
           </w:tcPr>
           <w:p>
             <w:pPr>
@@ -1693,7 +1694,7 @@
         </w:tc>
         <w:tc>
           <w:tcPr>
-            <w:tcW w:w="720" w:type="dxa"/>
+            <w:tcW w:w="813" w:type="dxa"/>
           </w:tcPr>
           <w:p>
             <w:pPr>
@@ -1709,7 +1710,7 @@
         </w:tc>
         <w:tc>
           <w:tcPr>
-            <w:tcW w:w="720" w:type="dxa"/>
+            <w:tcW w:w="711" w:type="dxa"/>
           </w:tcPr>
           <w:p>
             <w:pPr>
@@ -1725,7 +1726,7 @@
         </w:tc>
         <w:tc>
           <w:tcPr>
-            <w:tcW w:w="720" w:type="dxa"/>
+            <w:tcW w:w="877" w:type="dxa"/>
           </w:tcPr>
           <w:p>
             <w:pPr>
@@ -1741,7 +1742,7 @@
         </w:tc>
         <w:tc>
           <w:tcPr>
-            <w:tcW w:w="720" w:type="dxa"/>
+            <w:tcW w:w="740" w:type="dxa"/>
           </w:tcPr>
           <w:p>
             <w:pPr>
@@ -1757,7 +1758,7 @@
         </w:tc>
         <w:tc>
           <w:tcPr>
-            <w:tcW w:w="720" w:type="dxa"/>
+            <w:tcW w:w="1015" w:type="dxa"/>
           </w:tcPr>
           <w:p>
             <w:pPr>
@@ -1773,7 +1774,7 @@
         </w:tc>
         <w:tc>
           <w:tcPr>
-            <w:tcW w:w="720" w:type="dxa"/>
+            <w:tcW w:w="734" w:type="dxa"/>
           </w:tcPr>
           <w:p>
             <w:pPr>
@@ -1795,7 +1796,7 @@
         <w:tc>
           <w:tcPr>
             <w:cnfStyle w:val="001000000000" w:firstRow="0" w:lastRow="0" w:firstColumn="1" w:lastColumn="0" w:oddVBand="0" w:evenVBand="0" w:oddHBand="0" w:evenHBand="0" w:firstRowFirstColumn="0" w:firstRowLastColumn="0" w:lastRowFirstColumn="0" w:lastRowLastColumn="0"/>
-            <w:tcW w:w="720" w:type="dxa"/>
+            <w:tcW w:w="1008" w:type="dxa"/>
           </w:tcPr>
           <w:p>
             <w:r>
@@ -1808,7 +1809,7 @@
         </w:tc>
         <w:tc>
           <w:tcPr>
-            <w:tcW w:w="720" w:type="dxa"/>
+            <w:tcW w:w="540" w:type="dxa"/>
           </w:tcPr>
           <w:p>
             <w:pPr>
@@ -1824,7 +1825,7 @@
         </w:tc>
         <w:tc>
           <w:tcPr>
-            <w:tcW w:w="720" w:type="dxa"/>
+            <w:tcW w:w="260" w:type="dxa"/>
           </w:tcPr>
           <w:p>
             <w:pPr>
@@ -1840,7 +1841,7 @@
         </w:tc>
         <w:tc>
           <w:tcPr>
-            <w:tcW w:w="720" w:type="dxa"/>
+            <w:tcW w:w="734" w:type="dxa"/>
           </w:tcPr>
           <w:p>
             <w:pPr>
@@ -1856,7 +1857,7 @@
         </w:tc>
         <w:tc>
           <w:tcPr>
-            <w:tcW w:w="720" w:type="dxa"/>
+            <w:tcW w:w="566" w:type="dxa"/>
           </w:tcPr>
           <w:p>
             <w:pPr>
@@ -1872,7 +1873,7 @@
         </w:tc>
         <w:tc>
           <w:tcPr>
-            <w:tcW w:w="720" w:type="dxa"/>
+            <w:tcW w:w="858" w:type="dxa"/>
           </w:tcPr>
           <w:p>
             <w:pPr>
@@ -1888,7 +1889,7 @@
         </w:tc>
         <w:tc>
           <w:tcPr>
-            <w:tcW w:w="720" w:type="dxa"/>
+            <w:tcW w:w="813" w:type="dxa"/>
           </w:tcPr>
           <w:p>
             <w:pPr>
@@ -1904,7 +1905,7 @@
         </w:tc>
         <w:tc>
           <w:tcPr>
-            <w:tcW w:w="720" w:type="dxa"/>
+            <w:tcW w:w="711" w:type="dxa"/>
           </w:tcPr>
           <w:p>
             <w:pPr>
@@ -1920,7 +1921,7 @@
         </w:tc>
         <w:tc>
           <w:tcPr>
-            <w:tcW w:w="720" w:type="dxa"/>
+            <w:tcW w:w="877" w:type="dxa"/>
           </w:tcPr>
           <w:p>
             <w:pPr>
@@ -1936,7 +1937,7 @@
         </w:tc>
         <w:tc>
           <w:tcPr>
-            <w:tcW w:w="720" w:type="dxa"/>
+            <w:tcW w:w="740" w:type="dxa"/>
           </w:tcPr>
           <w:p>
             <w:pPr>
@@ -1952,7 +1953,7 @@
         </w:tc>
         <w:tc>
           <w:tcPr>
-            <w:tcW w:w="720" w:type="dxa"/>
+            <w:tcW w:w="1015" w:type="dxa"/>
           </w:tcPr>
           <w:p>
             <w:pPr>
@@ -1968,7 +1969,7 @@
         </w:tc>
         <w:tc>
           <w:tcPr>
-            <w:tcW w:w="720" w:type="dxa"/>
+            <w:tcW w:w="734" w:type="dxa"/>
           </w:tcPr>
           <w:p>
             <w:pPr>
@@ -1990,7 +1991,7 @@
         <w:tc>
           <w:tcPr>
             <w:cnfStyle w:val="001000000000" w:firstRow="0" w:lastRow="0" w:firstColumn="1" w:lastColumn="0" w:oddVBand="0" w:evenVBand="0" w:oddHBand="0" w:evenHBand="0" w:firstRowFirstColumn="0" w:firstRowLastColumn="0" w:lastRowFirstColumn="0" w:lastRowLastColumn="0"/>
-            <w:tcW w:w="720" w:type="dxa"/>
+            <w:tcW w:w="1008" w:type="dxa"/>
           </w:tcPr>
           <w:p>
             <w:r>
@@ -2003,7 +2004,7 @@
         </w:tc>
         <w:tc>
           <w:tcPr>
-            <w:tcW w:w="720" w:type="dxa"/>
+            <w:tcW w:w="540" w:type="dxa"/>
           </w:tcPr>
           <w:p>
             <w:pPr>
@@ -2019,7 +2020,7 @@
         </w:tc>
         <w:tc>
           <w:tcPr>
-            <w:tcW w:w="720" w:type="dxa"/>
+            <w:tcW w:w="260" w:type="dxa"/>
           </w:tcPr>
           <w:p>
             <w:pPr>
@@ -2035,7 +2036,7 @@
         </w:tc>
         <w:tc>
           <w:tcPr>
-            <w:tcW w:w="720" w:type="dxa"/>
+            <w:tcW w:w="734" w:type="dxa"/>
           </w:tcPr>
           <w:p>
             <w:pPr>
@@ -2051,7 +2052,7 @@
         </w:tc>
         <w:tc>
           <w:tcPr>
-            <w:tcW w:w="720" w:type="dxa"/>
+            <w:tcW w:w="566" w:type="dxa"/>
           </w:tcPr>
           <w:p>
             <w:pPr>
@@ -2067,7 +2068,7 @@
         </w:tc>
         <w:tc>
           <w:tcPr>
-            <w:tcW w:w="720" w:type="dxa"/>
+            <w:tcW w:w="858" w:type="dxa"/>
           </w:tcPr>
           <w:p>
             <w:pPr>
@@ -2083,7 +2084,7 @@
         </w:tc>
         <w:tc>
           <w:tcPr>
-            <w:tcW w:w="720" w:type="dxa"/>
+            <w:tcW w:w="813" w:type="dxa"/>
           </w:tcPr>
           <w:p>
             <w:pPr>
@@ -2099,7 +2100,7 @@
         </w:tc>
         <w:tc>
           <w:tcPr>
-            <w:tcW w:w="720" w:type="dxa"/>
+            <w:tcW w:w="711" w:type="dxa"/>
           </w:tcPr>
           <w:p>
             <w:pPr>
@@ -2115,7 +2116,7 @@
         </w:tc>
         <w:tc>
           <w:tcPr>
-            <w:tcW w:w="720" w:type="dxa"/>
+            <w:tcW w:w="877" w:type="dxa"/>
           </w:tcPr>
           <w:p>
             <w:pPr>
@@ -2131,7 +2132,7 @@
         </w:tc>
         <w:tc>
           <w:tcPr>
-            <w:tcW w:w="720" w:type="dxa"/>
+            <w:tcW w:w="740" w:type="dxa"/>
           </w:tcPr>
           <w:p>
             <w:pPr>
@@ -2147,7 +2148,7 @@
         </w:tc>
         <w:tc>
           <w:tcPr>
-            <w:tcW w:w="720" w:type="dxa"/>
+            <w:tcW w:w="1015" w:type="dxa"/>
           </w:tcPr>
           <w:p>
             <w:pPr>
@@ -2163,7 +2164,7 @@
         </w:tc>
         <w:tc>
           <w:tcPr>
-            <w:tcW w:w="720" w:type="dxa"/>
+            <w:tcW w:w="734" w:type="dxa"/>
           </w:tcPr>
           <w:p>
             <w:pPr>
@@ -2185,7 +2186,7 @@
         <w:tc>
           <w:tcPr>
             <w:cnfStyle w:val="001000000000" w:firstRow="0" w:lastRow="0" w:firstColumn="1" w:lastColumn="0" w:oddVBand="0" w:evenVBand="0" w:oddHBand="0" w:evenHBand="0" w:firstRowFirstColumn="0" w:firstRowLastColumn="0" w:lastRowFirstColumn="0" w:lastRowLastColumn="0"/>
-            <w:tcW w:w="720" w:type="dxa"/>
+            <w:tcW w:w="1008" w:type="dxa"/>
           </w:tcPr>
           <w:p>
             <w:r>
@@ -2198,7 +2199,7 @@
         </w:tc>
         <w:tc>
           <w:tcPr>
-            <w:tcW w:w="720" w:type="dxa"/>
+            <w:tcW w:w="540" w:type="dxa"/>
           </w:tcPr>
           <w:p>
             <w:pPr>
@@ -2214,7 +2215,7 @@
         </w:tc>
         <w:tc>
           <w:tcPr>
-            <w:tcW w:w="720" w:type="dxa"/>
+            <w:tcW w:w="260" w:type="dxa"/>
           </w:tcPr>
           <w:p>
             <w:pPr>
@@ -2230,7 +2231,7 @@
         </w:tc>
         <w:tc>
           <w:tcPr>
-            <w:tcW w:w="720" w:type="dxa"/>
+            <w:tcW w:w="734" w:type="dxa"/>
           </w:tcPr>
           <w:p>
             <w:pPr>
@@ -2246,7 +2247,7 @@
         </w:tc>
         <w:tc>
           <w:tcPr>
-            <w:tcW w:w="720" w:type="dxa"/>
+            <w:tcW w:w="566" w:type="dxa"/>
           </w:tcPr>
           <w:p>
             <w:pPr>
@@ -2262,7 +2263,7 @@
         </w:tc>
         <w:tc>
           <w:tcPr>
-            <w:tcW w:w="720" w:type="dxa"/>
+            <w:tcW w:w="858" w:type="dxa"/>
           </w:tcPr>
           <w:p>
             <w:pPr>
@@ -2278,7 +2279,7 @@
         </w:tc>
         <w:tc>
           <w:tcPr>
-            <w:tcW w:w="720" w:type="dxa"/>
+            <w:tcW w:w="813" w:type="dxa"/>
           </w:tcPr>
           <w:p>
             <w:pPr>
@@ -2294,7 +2295,7 @@
         </w:tc>
         <w:tc>
           <w:tcPr>
-            <w:tcW w:w="720" w:type="dxa"/>
+            <w:tcW w:w="711" w:type="dxa"/>
           </w:tcPr>
           <w:p>
             <w:pPr>
@@ -2310,7 +2311,7 @@
         </w:tc>
         <w:tc>
           <w:tcPr>
-            <w:tcW w:w="720" w:type="dxa"/>
+            <w:tcW w:w="877" w:type="dxa"/>
           </w:tcPr>
           <w:p>
             <w:pPr>
@@ -2326,7 +2327,7 @@
         </w:tc>
         <w:tc>
           <w:tcPr>
-            <w:tcW w:w="720" w:type="dxa"/>
+            <w:tcW w:w="740" w:type="dxa"/>
           </w:tcPr>
           <w:p>
             <w:pPr>
@@ -2342,7 +2343,7 @@
         </w:tc>
         <w:tc>
           <w:tcPr>
-            <w:tcW w:w="720" w:type="dxa"/>
+            <w:tcW w:w="1015" w:type="dxa"/>
           </w:tcPr>
           <w:p>
             <w:pPr>
@@ -2358,7 +2359,7 @@
         </w:tc>
         <w:tc>
           <w:tcPr>
-            <w:tcW w:w="720" w:type="dxa"/>
+            <w:tcW w:w="734" w:type="dxa"/>
           </w:tcPr>
           <w:p>
             <w:pPr>
@@ -2380,7 +2381,7 @@
         <w:tc>
           <w:tcPr>
             <w:cnfStyle w:val="001000000000" w:firstRow="0" w:lastRow="0" w:firstColumn="1" w:lastColumn="0" w:oddVBand="0" w:evenVBand="0" w:oddHBand="0" w:evenHBand="0" w:firstRowFirstColumn="0" w:firstRowLastColumn="0" w:lastRowFirstColumn="0" w:lastRowLastColumn="0"/>
-            <w:tcW w:w="720" w:type="dxa"/>
+            <w:tcW w:w="1008" w:type="dxa"/>
           </w:tcPr>
           <w:p>
             <w:r>
@@ -2393,7 +2394,7 @@
         </w:tc>
         <w:tc>
           <w:tcPr>
-            <w:tcW w:w="720" w:type="dxa"/>
+            <w:tcW w:w="540" w:type="dxa"/>
           </w:tcPr>
           <w:p>
             <w:pPr>
@@ -2409,7 +2410,7 @@
         </w:tc>
         <w:tc>
           <w:tcPr>
-            <w:tcW w:w="720" w:type="dxa"/>
+            <w:tcW w:w="260" w:type="dxa"/>
           </w:tcPr>
           <w:p>
             <w:pPr>
@@ -2425,7 +2426,7 @@
         </w:tc>
         <w:tc>
           <w:tcPr>
-            <w:tcW w:w="720" w:type="dxa"/>
+            <w:tcW w:w="734" w:type="dxa"/>
           </w:tcPr>
           <w:p>
             <w:pPr>
@@ -2441,7 +2442,7 @@
         </w:tc>
         <w:tc>
           <w:tcPr>
-            <w:tcW w:w="720" w:type="dxa"/>
+            <w:tcW w:w="566" w:type="dxa"/>
           </w:tcPr>
           <w:p>
             <w:pPr>
@@ -2457,7 +2458,7 @@
         </w:tc>
         <w:tc>
           <w:tcPr>
-            <w:tcW w:w="720" w:type="dxa"/>
+            <w:tcW w:w="858" w:type="dxa"/>
           </w:tcPr>
           <w:p>
             <w:pPr>
@@ -2473,7 +2474,7 @@
         </w:tc>
         <w:tc>
           <w:tcPr>
-            <w:tcW w:w="720" w:type="dxa"/>
+            <w:tcW w:w="813" w:type="dxa"/>
           </w:tcPr>
           <w:p>
             <w:pPr>
@@ -2489,7 +2490,7 @@
         </w:tc>
         <w:tc>
           <w:tcPr>
-            <w:tcW w:w="720" w:type="dxa"/>
+            <w:tcW w:w="711" w:type="dxa"/>
           </w:tcPr>
           <w:p>
             <w:pPr>
@@ -2505,7 +2506,7 @@
         </w:tc>
         <w:tc>
           <w:tcPr>
-            <w:tcW w:w="720" w:type="dxa"/>
+            <w:tcW w:w="877" w:type="dxa"/>
           </w:tcPr>
           <w:p>
             <w:pPr>
@@ -2521,7 +2522,7 @@
         </w:tc>
         <w:tc>
           <w:tcPr>
-            <w:tcW w:w="720" w:type="dxa"/>
+            <w:tcW w:w="740" w:type="dxa"/>
           </w:tcPr>
           <w:p>
             <w:pPr>
@@ -2537,7 +2538,7 @@
         </w:tc>
         <w:tc>
           <w:tcPr>
-            <w:tcW w:w="720" w:type="dxa"/>
+            <w:tcW w:w="1015" w:type="dxa"/>
           </w:tcPr>
           <w:p>
             <w:pPr>
@@ -2553,7 +2554,7 @@
         </w:tc>
         <w:tc>
           <w:tcPr>
-            <w:tcW w:w="720" w:type="dxa"/>
+            <w:tcW w:w="734" w:type="dxa"/>
           </w:tcPr>
           <w:p>
             <w:pPr>
@@ -2575,7 +2576,7 @@
         <w:tc>
           <w:tcPr>
             <w:cnfStyle w:val="001000000000" w:firstRow="0" w:lastRow="0" w:firstColumn="1" w:lastColumn="0" w:oddVBand="0" w:evenVBand="0" w:oddHBand="0" w:evenHBand="0" w:firstRowFirstColumn="0" w:firstRowLastColumn="0" w:lastRowFirstColumn="0" w:lastRowLastColumn="0"/>
-            <w:tcW w:w="720" w:type="dxa"/>
+            <w:tcW w:w="1008" w:type="dxa"/>
           </w:tcPr>
           <w:p>
             <w:r>
@@ -2588,7 +2589,7 @@
         </w:tc>
         <w:tc>
           <w:tcPr>
-            <w:tcW w:w="720" w:type="dxa"/>
+            <w:tcW w:w="540" w:type="dxa"/>
           </w:tcPr>
           <w:p>
             <w:pPr>
@@ -2604,7 +2605,7 @@
         </w:tc>
         <w:tc>
           <w:tcPr>
-            <w:tcW w:w="720" w:type="dxa"/>
+            <w:tcW w:w="260" w:type="dxa"/>
           </w:tcPr>
           <w:p>
             <w:pPr>
@@ -2620,7 +2621,7 @@
         </w:tc>
         <w:tc>
           <w:tcPr>
-            <w:tcW w:w="720" w:type="dxa"/>
+            <w:tcW w:w="734" w:type="dxa"/>
           </w:tcPr>
           <w:p>
             <w:pPr>
@@ -2636,7 +2637,7 @@
         </w:tc>
         <w:tc>
           <w:tcPr>
-            <w:tcW w:w="720" w:type="dxa"/>
+            <w:tcW w:w="566" w:type="dxa"/>
           </w:tcPr>
           <w:p>
             <w:pPr>
@@ -2652,7 +2653,7 @@
         </w:tc>
         <w:tc>
           <w:tcPr>
-            <w:tcW w:w="720" w:type="dxa"/>
+            <w:tcW w:w="858" w:type="dxa"/>
           </w:tcPr>
           <w:p>
             <w:pPr>
@@ -2668,7 +2669,7 @@
         </w:tc>
         <w:tc>
           <w:tcPr>
-            <w:tcW w:w="720" w:type="dxa"/>
+            <w:tcW w:w="813" w:type="dxa"/>
           </w:tcPr>
           <w:p>
             <w:pPr>
@@ -2684,7 +2685,7 @@
         </w:tc>
         <w:tc>
           <w:tcPr>
-            <w:tcW w:w="720" w:type="dxa"/>
+            <w:tcW w:w="711" w:type="dxa"/>
           </w:tcPr>
           <w:p>
             <w:pPr>
@@ -2700,7 +2701,7 @@
         </w:tc>
         <w:tc>
           <w:tcPr>
-            <w:tcW w:w="720" w:type="dxa"/>
+            <w:tcW w:w="877" w:type="dxa"/>
           </w:tcPr>
           <w:p>
             <w:pPr>
@@ -2716,7 +2717,7 @@
         </w:tc>
         <w:tc>
           <w:tcPr>
-            <w:tcW w:w="720" w:type="dxa"/>
+            <w:tcW w:w="740" w:type="dxa"/>
           </w:tcPr>
           <w:p>
             <w:pPr>
@@ -2732,7 +2733,7 @@
         </w:tc>
         <w:tc>
           <w:tcPr>
-            <w:tcW w:w="720" w:type="dxa"/>
+            <w:tcW w:w="1015" w:type="dxa"/>
           </w:tcPr>
           <w:p>
             <w:pPr>
@@ -2748,7 +2749,7 @@
         </w:tc>
         <w:tc>
           <w:tcPr>
-            <w:tcW w:w="720" w:type="dxa"/>
+            <w:tcW w:w="734" w:type="dxa"/>
           </w:tcPr>
           <w:p>
             <w:pPr>
@@ -2770,7 +2771,7 @@
         <w:tc>
           <w:tcPr>
             <w:cnfStyle w:val="001000000000" w:firstRow="0" w:lastRow="0" w:firstColumn="1" w:lastColumn="0" w:oddVBand="0" w:evenVBand="0" w:oddHBand="0" w:evenHBand="0" w:firstRowFirstColumn="0" w:firstRowLastColumn="0" w:lastRowFirstColumn="0" w:lastRowLastColumn="0"/>
-            <w:tcW w:w="720" w:type="dxa"/>
+            <w:tcW w:w="1008" w:type="dxa"/>
           </w:tcPr>
           <w:p>
             <w:r>
@@ -2783,7 +2784,7 @@
         </w:tc>
         <w:tc>
           <w:tcPr>
-            <w:tcW w:w="720" w:type="dxa"/>
+            <w:tcW w:w="540" w:type="dxa"/>
           </w:tcPr>
           <w:p>
             <w:pPr>
@@ -2799,7 +2800,7 @@
         </w:tc>
         <w:tc>
           <w:tcPr>
-            <w:tcW w:w="720" w:type="dxa"/>
+            <w:tcW w:w="260" w:type="dxa"/>
           </w:tcPr>
           <w:p>
             <w:pPr>
@@ -2815,7 +2816,7 @@
         </w:tc>
         <w:tc>
           <w:tcPr>
-            <w:tcW w:w="720" w:type="dxa"/>
+            <w:tcW w:w="734" w:type="dxa"/>
           </w:tcPr>
           <w:p>
             <w:pPr>
@@ -2831,7 +2832,7 @@
         </w:tc>
         <w:tc>
           <w:tcPr>
-            <w:tcW w:w="720" w:type="dxa"/>
+            <w:tcW w:w="566" w:type="dxa"/>
           </w:tcPr>
           <w:p>
             <w:pPr>
@@ -2847,7 +2848,7 @@
         </w:tc>
         <w:tc>
           <w:tcPr>
-            <w:tcW w:w="720" w:type="dxa"/>
+            <w:tcW w:w="858" w:type="dxa"/>
           </w:tcPr>
           <w:p>
             <w:pPr>
@@ -2863,7 +2864,7 @@
         </w:tc>
         <w:tc>
           <w:tcPr>
-            <w:tcW w:w="720" w:type="dxa"/>
+            <w:tcW w:w="813" w:type="dxa"/>
           </w:tcPr>
           <w:p>
             <w:pPr>
@@ -2879,7 +2880,7 @@
         </w:tc>
         <w:tc>
           <w:tcPr>
-            <w:tcW w:w="720" w:type="dxa"/>
+            <w:tcW w:w="711" w:type="dxa"/>
           </w:tcPr>
           <w:p>
             <w:pPr>
@@ -2895,7 +2896,7 @@
         </w:tc>
         <w:tc>
           <w:tcPr>
-            <w:tcW w:w="720" w:type="dxa"/>
+            <w:tcW w:w="877" w:type="dxa"/>
           </w:tcPr>
           <w:p>
             <w:pPr>
@@ -2911,7 +2912,7 @@
         </w:tc>
         <w:tc>
           <w:tcPr>
-            <w:tcW w:w="720" w:type="dxa"/>
+            <w:tcW w:w="740" w:type="dxa"/>
           </w:tcPr>
           <w:p>
             <w:pPr>
@@ -2927,7 +2928,7 @@
         </w:tc>
         <w:tc>
           <w:tcPr>
-            <w:tcW w:w="720" w:type="dxa"/>
+            <w:tcW w:w="1015" w:type="dxa"/>
           </w:tcPr>
           <w:p>
             <w:pPr>
@@ -2943,7 +2944,7 @@
         </w:tc>
         <w:tc>
           <w:tcPr>
-            <w:tcW w:w="720" w:type="dxa"/>
+            <w:tcW w:w="734" w:type="dxa"/>
           </w:tcPr>
           <w:p>
             <w:pPr>
@@ -2965,7 +2966,7 @@
         <w:tc>
           <w:tcPr>
             <w:cnfStyle w:val="001000000000" w:firstRow="0" w:lastRow="0" w:firstColumn="1" w:lastColumn="0" w:oddVBand="0" w:evenVBand="0" w:oddHBand="0" w:evenHBand="0" w:firstRowFirstColumn="0" w:firstRowLastColumn="0" w:lastRowFirstColumn="0" w:lastRowLastColumn="0"/>
-            <w:tcW w:w="720" w:type="dxa"/>
+            <w:tcW w:w="1008" w:type="dxa"/>
           </w:tcPr>
           <w:p>
             <w:r>
@@ -2978,7 +2979,7 @@
         </w:tc>
         <w:tc>
           <w:tcPr>
-            <w:tcW w:w="720" w:type="dxa"/>
+            <w:tcW w:w="540" w:type="dxa"/>
           </w:tcPr>
           <w:p>
             <w:pPr>
@@ -2994,7 +2995,7 @@
         </w:tc>
         <w:tc>
           <w:tcPr>
-            <w:tcW w:w="720" w:type="dxa"/>
+            <w:tcW w:w="260" w:type="dxa"/>
           </w:tcPr>
           <w:p>
             <w:pPr>
@@ -3010,7 +3011,7 @@
         </w:tc>
         <w:tc>
           <w:tcPr>
-            <w:tcW w:w="720" w:type="dxa"/>
+            <w:tcW w:w="734" w:type="dxa"/>
           </w:tcPr>
           <w:p>
             <w:pPr>
@@ -3026,7 +3027,7 @@
         </w:tc>
         <w:tc>
           <w:tcPr>
-            <w:tcW w:w="720" w:type="dxa"/>
+            <w:tcW w:w="566" w:type="dxa"/>
           </w:tcPr>
           <w:p>
             <w:pPr>
@@ -3042,7 +3043,7 @@
         </w:tc>
         <w:tc>
           <w:tcPr>
-            <w:tcW w:w="720" w:type="dxa"/>
+            <w:tcW w:w="858" w:type="dxa"/>
           </w:tcPr>
           <w:p>
             <w:pPr>
@@ -3058,7 +3059,7 @@
         </w:tc>
         <w:tc>
           <w:tcPr>
-            <w:tcW w:w="720" w:type="dxa"/>
+            <w:tcW w:w="813" w:type="dxa"/>
           </w:tcPr>
           <w:p>
             <w:pPr>
@@ -3074,7 +3075,7 @@
         </w:tc>
         <w:tc>
           <w:tcPr>
-            <w:tcW w:w="720" w:type="dxa"/>
+            <w:tcW w:w="711" w:type="dxa"/>
           </w:tcPr>
           <w:p>
             <w:pPr>
@@ -3090,7 +3091,7 @@
         </w:tc>
         <w:tc>
           <w:tcPr>
-            <w:tcW w:w="720" w:type="dxa"/>
+            <w:tcW w:w="877" w:type="dxa"/>
           </w:tcPr>
           <w:p>
             <w:pPr>
@@ -3106,7 +3107,7 @@
         </w:tc>
         <w:tc>
           <w:tcPr>
-            <w:tcW w:w="720" w:type="dxa"/>
+            <w:tcW w:w="740" w:type="dxa"/>
           </w:tcPr>
           <w:p>
             <w:pPr>
@@ -3122,7 +3123,7 @@
         </w:tc>
         <w:tc>
           <w:tcPr>
-            <w:tcW w:w="720" w:type="dxa"/>
+            <w:tcW w:w="1015" w:type="dxa"/>
           </w:tcPr>
           <w:p>
             <w:pPr>
@@ -3138,7 +3139,7 @@
         </w:tc>
         <w:tc>
           <w:tcPr>
-            <w:tcW w:w="720" w:type="dxa"/>
+            <w:tcW w:w="734" w:type="dxa"/>
           </w:tcPr>
           <w:p>
             <w:pPr>
@@ -3160,7 +3161,7 @@
         <w:tc>
           <w:tcPr>
             <w:cnfStyle w:val="001000000000" w:firstRow="0" w:lastRow="0" w:firstColumn="1" w:lastColumn="0" w:oddVBand="0" w:evenVBand="0" w:oddHBand="0" w:evenHBand="0" w:firstRowFirstColumn="0" w:firstRowLastColumn="0" w:lastRowFirstColumn="0" w:lastRowLastColumn="0"/>
-            <w:tcW w:w="720" w:type="dxa"/>
+            <w:tcW w:w="1008" w:type="dxa"/>
           </w:tcPr>
           <w:p>
             <w:r>
@@ -3173,7 +3174,7 @@
         </w:tc>
         <w:tc>
           <w:tcPr>
-            <w:tcW w:w="720" w:type="dxa"/>
+            <w:tcW w:w="540" w:type="dxa"/>
           </w:tcPr>
           <w:p>
             <w:pPr>
@@ -3189,7 +3190,7 @@
         </w:tc>
         <w:tc>
           <w:tcPr>
-            <w:tcW w:w="720" w:type="dxa"/>
+            <w:tcW w:w="260" w:type="dxa"/>
           </w:tcPr>
           <w:p>
             <w:pPr>
@@ -3205,7 +3206,7 @@
         </w:tc>
         <w:tc>
           <w:tcPr>
-            <w:tcW w:w="720" w:type="dxa"/>
+            <w:tcW w:w="734" w:type="dxa"/>
           </w:tcPr>
           <w:p>
             <w:pPr>
@@ -3221,7 +3222,7 @@
         </w:tc>
         <w:tc>
           <w:tcPr>
-            <w:tcW w:w="720" w:type="dxa"/>
+            <w:tcW w:w="566" w:type="dxa"/>
           </w:tcPr>
           <w:p>
             <w:pPr>
@@ -3237,7 +3238,7 @@
         </w:tc>
         <w:tc>
           <w:tcPr>
-            <w:tcW w:w="720" w:type="dxa"/>
+            <w:tcW w:w="858" w:type="dxa"/>
           </w:tcPr>
           <w:p>
             <w:pPr>
@@ -3253,7 +3254,7 @@
         </w:tc>
         <w:tc>
           <w:tcPr>
-            <w:tcW w:w="720" w:type="dxa"/>
+            <w:tcW w:w="813" w:type="dxa"/>
           </w:tcPr>
           <w:p>
             <w:pPr>
@@ -3269,7 +3270,7 @@
         </w:tc>
         <w:tc>
           <w:tcPr>
-            <w:tcW w:w="720" w:type="dxa"/>
+            <w:tcW w:w="711" w:type="dxa"/>
           </w:tcPr>
           <w:p>
             <w:pPr>
@@ -3285,7 +3286,7 @@
         </w:tc>
         <w:tc>
           <w:tcPr>
-            <w:tcW w:w="720" w:type="dxa"/>
+            <w:tcW w:w="877" w:type="dxa"/>
           </w:tcPr>
           <w:p>
             <w:pPr>
@@ -3301,7 +3302,7 @@
         </w:tc>
         <w:tc>
           <w:tcPr>
-            <w:tcW w:w="720" w:type="dxa"/>
+            <w:tcW w:w="740" w:type="dxa"/>
           </w:tcPr>
           <w:p>
             <w:pPr>
@@ -3317,7 +3318,7 @@
         </w:tc>
         <w:tc>
           <w:tcPr>
-            <w:tcW w:w="720" w:type="dxa"/>
+            <w:tcW w:w="1015" w:type="dxa"/>
           </w:tcPr>
           <w:p>
             <w:pPr>
@@ -3333,7 +3334,7 @@
         </w:tc>
         <w:tc>
           <w:tcPr>
-            <w:tcW w:w="720" w:type="dxa"/>
+            <w:tcW w:w="734" w:type="dxa"/>
           </w:tcPr>
           <w:p>
             <w:pPr>
@@ -3355,7 +3356,7 @@
         <w:tc>
           <w:tcPr>
             <w:cnfStyle w:val="001000000000" w:firstRow="0" w:lastRow="0" w:firstColumn="1" w:lastColumn="0" w:oddVBand="0" w:evenVBand="0" w:oddHBand="0" w:evenHBand="0" w:firstRowFirstColumn="0" w:firstRowLastColumn="0" w:lastRowFirstColumn="0" w:lastRowLastColumn="0"/>
-            <w:tcW w:w="720" w:type="dxa"/>
+            <w:tcW w:w="1008" w:type="dxa"/>
           </w:tcPr>
           <w:p>
             <w:r>
@@ -3368,7 +3369,7 @@
         </w:tc>
         <w:tc>
           <w:tcPr>
-            <w:tcW w:w="720" w:type="dxa"/>
+            <w:tcW w:w="540" w:type="dxa"/>
           </w:tcPr>
           <w:p>
             <w:pPr>
@@ -3384,7 +3385,7 @@
         </w:tc>
         <w:tc>
           <w:tcPr>
-            <w:tcW w:w="720" w:type="dxa"/>
+            <w:tcW w:w="260" w:type="dxa"/>
           </w:tcPr>
           <w:p>
             <w:pPr>
@@ -3400,7 +3401,7 @@
         </w:tc>
         <w:tc>
           <w:tcPr>
-            <w:tcW w:w="720" w:type="dxa"/>
+            <w:tcW w:w="734" w:type="dxa"/>
           </w:tcPr>
           <w:p>
             <w:pPr>
@@ -3416,7 +3417,7 @@
         </w:tc>
         <w:tc>
           <w:tcPr>
-            <w:tcW w:w="720" w:type="dxa"/>
+            <w:tcW w:w="566" w:type="dxa"/>
           </w:tcPr>
           <w:p>
             <w:pPr>
@@ -3432,7 +3433,7 @@
         </w:tc>
         <w:tc>
           <w:tcPr>
-            <w:tcW w:w="720" w:type="dxa"/>
+            <w:tcW w:w="858" w:type="dxa"/>
           </w:tcPr>
           <w:p>
             <w:pPr>
@@ -3448,7 +3449,7 @@
         </w:tc>
         <w:tc>
           <w:tcPr>
-            <w:tcW w:w="720" w:type="dxa"/>
+            <w:tcW w:w="813" w:type="dxa"/>
           </w:tcPr>
           <w:p>
             <w:pPr>
@@ -3464,7 +3465,7 @@
         </w:tc>
         <w:tc>
           <w:tcPr>
-            <w:tcW w:w="720" w:type="dxa"/>
+            <w:tcW w:w="711" w:type="dxa"/>
           </w:tcPr>
           <w:p>
             <w:pPr>
@@ -3480,7 +3481,7 @@
         </w:tc>
         <w:tc>
           <w:tcPr>
-            <w:tcW w:w="720" w:type="dxa"/>
+            <w:tcW w:w="877" w:type="dxa"/>
           </w:tcPr>
           <w:p>
             <w:pPr>
@@ -3496,7 +3497,7 @@
         </w:tc>
         <w:tc>
           <w:tcPr>
-            <w:tcW w:w="720" w:type="dxa"/>
+            <w:tcW w:w="740" w:type="dxa"/>
           </w:tcPr>
           <w:p>
             <w:pPr>
@@ -3512,7 +3513,7 @@
         </w:tc>
         <w:tc>
           <w:tcPr>
-            <w:tcW w:w="720" w:type="dxa"/>
+            <w:tcW w:w="1015" w:type="dxa"/>
           </w:tcPr>
           <w:p>
             <w:pPr>
@@ -3528,7 +3529,7 @@
         </w:tc>
         <w:tc>
           <w:tcPr>
-            <w:tcW w:w="720" w:type="dxa"/>
+            <w:tcW w:w="734" w:type="dxa"/>
           </w:tcPr>
           <w:p>
             <w:pPr>
@@ -3554,7 +3555,6 @@
         <w:rPr>
           <w:b/>
         </w:rPr>
-        <w:lastRenderedPageBreak/>
         <w:t>Zero hallucinations across all 122 responses, on both platforms</w:t>
       </w:r>
       <w:r>
@@ -3566,6 +3566,7 @@
         <w:rPr>
           <w:b/>
         </w:rPr>
+        <w:lastRenderedPageBreak/>
         <w:t>Simple Decision is the only category with all 10 pillars scored</w:t>
       </w:r>
       <w:r>
@@ -3665,11 +3666,14 @@
         <w:rPr>
           <w:b/>
         </w:rPr>
-        <w:lastRenderedPageBreak/>
         <w:t>Update: a stability check against Simple Decision also shows no sign of the scorer being tuned to its own calibration data.</w:t>
       </w:r>
       <w:r>
-        <w:t xml:space="preserve"> `compare_runs.py` diffed the original 61-prompt baseline run against the fresh, independent 10-prompt run used for the bias check above — same prompts, same scorer code, two separate live calls to both platforms taken roughly six hours apart. Zero of 18 category/platform/pillar cells moved by the 0.10 flag threshold; the largest movement was -0.08 (Azure's reasoning transparency, 0.79 → 0.71). That's reassuring for Simple Decision specifically, but it's one category out of six and a small sample — not yet evidence the other five categories, or the deterministic pillars' more exotic edge cases, are equally stable.</w:t>
+        <w:t xml:space="preserve"> `compare_runs.py` diffed the original 61-prompt baseline run against the fresh, independent 10-prompt run used for the bias check above — same prompts, same scorer code, two separate live calls to both platforms taken roughly six hours apart. Zero </w:t>
+      </w:r>
+      <w:r>
+        <w:lastRenderedPageBreak/>
+        <w:t>of 18 category/platform/pillar cells moved by the 0.10 flag threshold; the largest movement was -0.08 (Azure's reasoning transparency, 0.79 → 0.71). That's reassuring for Simple Decision specifically, but it's one category out of six and a small sample — not yet evidence the other five categories, or the deterministic pillars' more exotic edge cases, are equally stable.</w:t>
       </w:r>
     </w:p>
     <w:p>
@@ -3681,6 +3685,651 @@
       </w:r>
       <w:r>
         <w:t xml:space="preserve"> (0.45–0.93, consistently the lowest or near-lowest score in every row) — regardless of which model is doing the judging. That consistency, independent of the cross-judge asymmetry affecting other pillars, makes it the most defensible finding in this scorecard: neither platform is good yet at flagging its own uncertainty or gaps in the evidence.</w:t>
+      </w:r>
+    </w:p>
+    <w:p>
+      <w:r>
+        <w:rPr>
+          <w:bCs/>
+        </w:rPr>
+        <w:t>Based</w:t>
+      </w:r>
+      <w:r>
+        <w:rPr>
+          <w:bCs/>
+        </w:rPr>
+        <w:t xml:space="preserve"> o</w:t>
+      </w:r>
+      <w:r>
+        <w:t xml:space="preserve">n the raw scorecard, AWS looks ahead in 5 of 6 </w:t>
+      </w:r>
+      <w:r>
+        <w:t>categories,</w:t>
+      </w:r>
+      <w:r>
+        <w:t xml:space="preserve"> and the 6th is a genuine split — but that should not be read as a confirmed capability verdict. The one category that has </w:t>
+      </w:r>
+      <w:r>
+        <w:t>been</w:t>
+      </w:r>
+      <w:r>
+        <w:t xml:space="preserve"> checked for judge bias (Simple Decision) shows the "AWS wins" pattern is mostly a judging artifact, not a real quality gap. The table below gives a category-by-category classification along with how much each verdict should be trusted.</w:t>
+      </w:r>
+    </w:p>
+    <w:p>
+      <w:pPr>
+        <w:rPr>
+          <w:b/>
+          <w:bCs/>
+        </w:rPr>
+      </w:pPr>
+      <w:r>
+        <w:rPr>
+          <w:b/>
+          <w:bCs/>
+        </w:rPr>
+        <w:t>Category-by-category classification</w:t>
+      </w:r>
+    </w:p>
+    <w:tbl>
+      <w:tblPr>
+        <w:tblStyle w:val="LightGrid-Accent1"/>
+        <w:tblW w:w="9328" w:type="dxa"/>
+        <w:tblLayout w:type="fixed"/>
+        <w:tblLook w:val="04A0" w:firstRow="1" w:lastRow="0" w:firstColumn="1" w:lastColumn="0" w:noHBand="0" w:noVBand="1"/>
+      </w:tblPr>
+      <w:tblGrid>
+        <w:gridCol w:w="1715"/>
+        <w:gridCol w:w="1682"/>
+        <w:gridCol w:w="4037"/>
+        <w:gridCol w:w="1894"/>
+      </w:tblGrid>
+      <w:tr>
+        <w:trPr>
+          <w:cnfStyle w:val="100000000000" w:firstRow="1" w:lastRow="0" w:firstColumn="0" w:lastColumn="0" w:oddVBand="0" w:evenVBand="0" w:oddHBand="0" w:evenHBand="0" w:firstRowFirstColumn="0" w:firstRowLastColumn="0" w:lastRowFirstColumn="0" w:lastRowLastColumn="0"/>
+        </w:trPr>
+        <w:tc>
+          <w:tcPr>
+            <w:cnfStyle w:val="001000000000" w:firstRow="0" w:lastRow="0" w:firstColumn="1" w:lastColumn="0" w:oddVBand="0" w:evenVBand="0" w:oddHBand="0" w:evenHBand="0" w:firstRowFirstColumn="0" w:firstRowLastColumn="0" w:lastRowFirstColumn="0" w:lastRowLastColumn="0"/>
+            <w:tcW w:w="1715" w:type="dxa"/>
+            <w:shd w:val="clear" w:color="auto" w:fill="D9E2F3"/>
+          </w:tcPr>
+          <w:p>
+            <w:pPr>
+              <w:spacing w:after="200" w:line="276" w:lineRule="auto"/>
+              <w:rPr>
+                <w:rFonts w:eastAsiaTheme="minorEastAsia" w:cstheme="minorBidi"/>
+                <w:b w:val="0"/>
+                <w:bCs w:val="0"/>
+              </w:rPr>
+            </w:pPr>
+            <w:r>
+              <w:rPr>
+                <w:rFonts w:eastAsiaTheme="minorEastAsia" w:cstheme="minorBidi"/>
+                <w:bCs w:val="0"/>
+              </w:rPr>
+              <w:t>Category</w:t>
+            </w:r>
+          </w:p>
+        </w:tc>
+        <w:tc>
+          <w:tcPr>
+            <w:tcW w:w="1682" w:type="dxa"/>
+            <w:shd w:val="clear" w:color="auto" w:fill="D9E2F3"/>
+          </w:tcPr>
+          <w:p>
+            <w:pPr>
+              <w:spacing w:after="200" w:line="276" w:lineRule="auto"/>
+              <w:cnfStyle w:val="100000000000" w:firstRow="1" w:lastRow="0" w:firstColumn="0" w:lastColumn="0" w:oddVBand="0" w:evenVBand="0" w:oddHBand="0" w:evenHBand="0" w:firstRowFirstColumn="0" w:firstRowLastColumn="0" w:lastRowFirstColumn="0" w:lastRowLastColumn="0"/>
+              <w:rPr>
+                <w:rFonts w:eastAsiaTheme="minorEastAsia" w:cstheme="minorBidi"/>
+                <w:b w:val="0"/>
+                <w:bCs w:val="0"/>
+              </w:rPr>
+            </w:pPr>
+            <w:r>
+              <w:rPr>
+                <w:rFonts w:eastAsiaTheme="minorEastAsia" w:cstheme="minorBidi"/>
+                <w:bCs w:val="0"/>
+              </w:rPr>
+              <w:t>Deterministic pillars (bias-free)</w:t>
+            </w:r>
+          </w:p>
+        </w:tc>
+        <w:tc>
+          <w:tcPr>
+            <w:tcW w:w="4037" w:type="dxa"/>
+            <w:shd w:val="clear" w:color="auto" w:fill="D9E2F3"/>
+          </w:tcPr>
+          <w:p>
+            <w:pPr>
+              <w:spacing w:after="200" w:line="276" w:lineRule="auto"/>
+              <w:cnfStyle w:val="100000000000" w:firstRow="1" w:lastRow="0" w:firstColumn="0" w:lastColumn="0" w:oddVBand="0" w:evenVBand="0" w:oddHBand="0" w:evenHBand="0" w:firstRowFirstColumn="0" w:firstRowLastColumn="0" w:lastRowFirstColumn="0" w:lastRowLastColumn="0"/>
+              <w:rPr>
+                <w:rFonts w:eastAsiaTheme="minorEastAsia" w:cstheme="minorBidi"/>
+                <w:b w:val="0"/>
+                <w:bCs w:val="0"/>
+              </w:rPr>
+            </w:pPr>
+            <w:r>
+              <w:rPr>
+                <w:rFonts w:eastAsiaTheme="minorEastAsia" w:cstheme="minorBidi"/>
+                <w:bCs w:val="0"/>
+              </w:rPr>
+              <w:t>Judged pillars (raw scorecard)</w:t>
+            </w:r>
+          </w:p>
+        </w:tc>
+        <w:tc>
+          <w:tcPr>
+            <w:tcW w:w="1894" w:type="dxa"/>
+            <w:shd w:val="clear" w:color="auto" w:fill="D9E2F3"/>
+          </w:tcPr>
+          <w:p>
+            <w:pPr>
+              <w:spacing w:after="200" w:line="276" w:lineRule="auto"/>
+              <w:cnfStyle w:val="100000000000" w:firstRow="1" w:lastRow="0" w:firstColumn="0" w:lastColumn="0" w:oddVBand="0" w:evenVBand="0" w:oddHBand="0" w:evenHBand="0" w:firstRowFirstColumn="0" w:firstRowLastColumn="0" w:lastRowFirstColumn="0" w:lastRowLastColumn="0"/>
+              <w:rPr>
+                <w:rFonts w:eastAsiaTheme="minorEastAsia" w:cstheme="minorBidi"/>
+                <w:b w:val="0"/>
+                <w:bCs w:val="0"/>
+              </w:rPr>
+            </w:pPr>
+            <w:r>
+              <w:rPr>
+                <w:rFonts w:eastAsiaTheme="minorEastAsia" w:cstheme="minorBidi"/>
+                <w:bCs w:val="0"/>
+              </w:rPr>
+              <w:t>Verdict</w:t>
+            </w:r>
+          </w:p>
+        </w:tc>
+      </w:tr>
+      <w:tr>
+        <w:trPr>
+          <w:cnfStyle w:val="000000100000" w:firstRow="0" w:lastRow="0" w:firstColumn="0" w:lastColumn="0" w:oddVBand="0" w:evenVBand="0" w:oddHBand="1" w:evenHBand="0" w:firstRowFirstColumn="0" w:firstRowLastColumn="0" w:lastRowFirstColumn="0" w:lastRowLastColumn="0"/>
+        </w:trPr>
+        <w:tc>
+          <w:tcPr>
+            <w:cnfStyle w:val="001000000000" w:firstRow="0" w:lastRow="0" w:firstColumn="1" w:lastColumn="0" w:oddVBand="0" w:evenVBand="0" w:oddHBand="0" w:evenHBand="0" w:firstRowFirstColumn="0" w:firstRowLastColumn="0" w:lastRowFirstColumn="0" w:lastRowLastColumn="0"/>
+            <w:tcW w:w="1715" w:type="dxa"/>
+          </w:tcPr>
+          <w:p>
+            <w:pPr>
+              <w:spacing w:after="200" w:line="276" w:lineRule="auto"/>
+              <w:rPr>
+                <w:rFonts w:eastAsiaTheme="minorEastAsia" w:cstheme="minorBidi"/>
+                <w:b w:val="0"/>
+                <w:bCs w:val="0"/>
+              </w:rPr>
+            </w:pPr>
+            <w:r>
+              <w:rPr>
+                <w:rFonts w:eastAsiaTheme="minorEastAsia" w:cstheme="minorBidi"/>
+                <w:b w:val="0"/>
+                <w:bCs w:val="0"/>
+              </w:rPr>
+              <w:t>Simple Decision</w:t>
+            </w:r>
+          </w:p>
+        </w:tc>
+        <w:tc>
+          <w:tcPr>
+            <w:tcW w:w="1682" w:type="dxa"/>
+          </w:tcPr>
+          <w:p>
+            <w:pPr>
+              <w:spacing w:after="200" w:line="276" w:lineRule="auto"/>
+              <w:cnfStyle w:val="000000100000" w:firstRow="0" w:lastRow="0" w:firstColumn="0" w:lastColumn="0" w:oddVBand="0" w:evenVBand="0" w:oddHBand="1" w:evenHBand="0" w:firstRowFirstColumn="0" w:firstRowLastColumn="0" w:lastRowFirstColumn="0" w:lastRowLastColumn="0"/>
+            </w:pPr>
+            <w:r>
+              <w:t>AWS ahead (~0.10 gap)</w:t>
+            </w:r>
+          </w:p>
+        </w:tc>
+        <w:tc>
+          <w:tcPr>
+            <w:tcW w:w="4037" w:type="dxa"/>
+          </w:tcPr>
+          <w:p>
+            <w:pPr>
+              <w:spacing w:after="200" w:line="276" w:lineRule="auto"/>
+              <w:cnfStyle w:val="000000100000" w:firstRow="0" w:lastRow="0" w:firstColumn="0" w:lastColumn="0" w:oddVBand="0" w:evenVBand="0" w:oddHBand="1" w:evenHBand="0" w:firstRowFirstColumn="0" w:firstRowLastColumn="0" w:lastRowFirstColumn="0" w:lastRowLastColumn="0"/>
+            </w:pPr>
+            <w:r>
+              <w:t>AWS ahead on all 6</w:t>
+            </w:r>
+          </w:p>
+        </w:tc>
+        <w:tc>
+          <w:tcPr>
+            <w:tcW w:w="1894" w:type="dxa"/>
+          </w:tcPr>
+          <w:p>
+            <w:pPr>
+              <w:spacing w:after="200" w:line="276" w:lineRule="auto"/>
+              <w:cnfStyle w:val="000000100000" w:firstRow="0" w:lastRow="0" w:firstColumn="0" w:lastColumn="0" w:oddVBand="0" w:evenVBand="0" w:oddHBand="1" w:evenHBand="0" w:firstRowFirstColumn="0" w:firstRowLastColumn="0" w:lastRowFirstColumn="0" w:lastRowLastColumn="0"/>
+            </w:pPr>
+            <w:r>
+              <w:rPr>
+                <w:b/>
+              </w:rPr>
+              <w:t>Real gap is much smaller than it looks.</w:t>
+            </w:r>
+            <w:r>
+              <w:t xml:space="preserve"> When Azure is held constant as judge, AWS's and Azure's responses score within 0-0.04 of each other - essentially tied. The scorecard's larger gap (0.03-0.14 per pillar) shows up specifically when AWS is the judge, which is also the judge that is harshest toward Azure's output </w:t>
+            </w:r>
+            <w:r>
+              <w:lastRenderedPageBreak/>
+              <w:t xml:space="preserve">specifically. Best current read: </w:t>
+            </w:r>
+            <w:r>
+              <w:rPr>
+                <w:b/>
+              </w:rPr>
+              <w:t>slight AWS edge, not the AWS sweep the scorecard implies.</w:t>
+            </w:r>
+          </w:p>
+        </w:tc>
+      </w:tr>
+      <w:tr>
+        <w:trPr>
+          <w:cnfStyle w:val="000000010000" w:firstRow="0" w:lastRow="0" w:firstColumn="0" w:lastColumn="0" w:oddVBand="0" w:evenVBand="0" w:oddHBand="0" w:evenHBand="1" w:firstRowFirstColumn="0" w:firstRowLastColumn="0" w:lastRowFirstColumn="0" w:lastRowLastColumn="0"/>
+        </w:trPr>
+        <w:tc>
+          <w:tcPr>
+            <w:cnfStyle w:val="001000000000" w:firstRow="0" w:lastRow="0" w:firstColumn="1" w:lastColumn="0" w:oddVBand="0" w:evenVBand="0" w:oddHBand="0" w:evenHBand="0" w:firstRowFirstColumn="0" w:firstRowLastColumn="0" w:lastRowFirstColumn="0" w:lastRowLastColumn="0"/>
+            <w:tcW w:w="1715" w:type="dxa"/>
+          </w:tcPr>
+          <w:p>
+            <w:pPr>
+              <w:spacing w:after="200" w:line="276" w:lineRule="auto"/>
+              <w:rPr>
+                <w:rFonts w:eastAsiaTheme="minorEastAsia" w:cstheme="minorBidi"/>
+                <w:b w:val="0"/>
+                <w:bCs w:val="0"/>
+              </w:rPr>
+            </w:pPr>
+            <w:r>
+              <w:rPr>
+                <w:rFonts w:eastAsiaTheme="minorEastAsia" w:cstheme="minorBidi"/>
+                <w:b w:val="0"/>
+                <w:bCs w:val="0"/>
+              </w:rPr>
+              <w:lastRenderedPageBreak/>
+              <w:t>RAG Explainability</w:t>
+            </w:r>
+          </w:p>
+        </w:tc>
+        <w:tc>
+          <w:tcPr>
+            <w:tcW w:w="1682" w:type="dxa"/>
+          </w:tcPr>
+          <w:p>
+            <w:pPr>
+              <w:spacing w:after="200" w:line="276" w:lineRule="auto"/>
+              <w:cnfStyle w:val="000000010000" w:firstRow="0" w:lastRow="0" w:firstColumn="0" w:lastColumn="0" w:oddVBand="0" w:evenVBand="0" w:oddHBand="0" w:evenHBand="1" w:firstRowFirstColumn="0" w:firstRowLastColumn="0" w:lastRowFirstColumn="0" w:lastRowLastColumn="0"/>
+            </w:pPr>
+            <w:r>
+              <w:t>Near tie, slight AWS edge on Citation (1.00 vs 0.94)</w:t>
+            </w:r>
+          </w:p>
+        </w:tc>
+        <w:tc>
+          <w:tcPr>
+            <w:tcW w:w="4037" w:type="dxa"/>
+          </w:tcPr>
+          <w:p>
+            <w:pPr>
+              <w:spacing w:after="200" w:line="276" w:lineRule="auto"/>
+              <w:cnfStyle w:val="000000010000" w:firstRow="0" w:lastRow="0" w:firstColumn="0" w:lastColumn="0" w:oddVBand="0" w:evenVBand="0" w:oddHBand="0" w:evenHBand="1" w:firstRowFirstColumn="0" w:firstRowLastColumn="0" w:lastRowFirstColumn="0" w:lastRowLastColumn="0"/>
+            </w:pPr>
+            <w:r>
+              <w:t>AWS ahead on all 6, some large gaps (Counterfactual 0.64 vs 0.45, Uncertainty 0.75 vs 0.51)</w:t>
+            </w:r>
+          </w:p>
+        </w:tc>
+        <w:tc>
+          <w:tcPr>
+            <w:tcW w:w="1894" w:type="dxa"/>
+          </w:tcPr>
+          <w:p>
+            <w:pPr>
+              <w:spacing w:after="200" w:line="276" w:lineRule="auto"/>
+              <w:cnfStyle w:val="000000010000" w:firstRow="0" w:lastRow="0" w:firstColumn="0" w:lastColumn="0" w:oddVBand="0" w:evenVBand="0" w:oddHBand="0" w:evenHBand="1" w:firstRowFirstColumn="0" w:firstRowLastColumn="0" w:lastRowFirstColumn="0" w:lastRowLastColumn="0"/>
+            </w:pPr>
+            <w:r>
+              <w:t>Not yet bias-checked. Given Simple Decision's pattern, treat the size of this gap with skepticism - direction (AWS ahead) is plausible, magnitude probably is not.</w:t>
+            </w:r>
+          </w:p>
+        </w:tc>
+      </w:tr>
+      <w:tr>
+        <w:trPr>
+          <w:cnfStyle w:val="000000100000" w:firstRow="0" w:lastRow="0" w:firstColumn="0" w:lastColumn="0" w:oddVBand="0" w:evenVBand="0" w:oddHBand="1" w:evenHBand="0" w:firstRowFirstColumn="0" w:firstRowLastColumn="0" w:lastRowFirstColumn="0" w:lastRowLastColumn="0"/>
+        </w:trPr>
+        <w:tc>
+          <w:tcPr>
+            <w:cnfStyle w:val="001000000000" w:firstRow="0" w:lastRow="0" w:firstColumn="1" w:lastColumn="0" w:oddVBand="0" w:evenVBand="0" w:oddHBand="0" w:evenHBand="0" w:firstRowFirstColumn="0" w:firstRowLastColumn="0" w:lastRowFirstColumn="0" w:lastRowLastColumn="0"/>
+            <w:tcW w:w="1715" w:type="dxa"/>
+          </w:tcPr>
+          <w:p>
+            <w:pPr>
+              <w:spacing w:after="200" w:line="276" w:lineRule="auto"/>
+              <w:rPr>
+                <w:rFonts w:eastAsiaTheme="minorEastAsia" w:cstheme="minorBidi"/>
+                <w:b w:val="0"/>
+                <w:bCs w:val="0"/>
+              </w:rPr>
+            </w:pPr>
+            <w:r>
+              <w:rPr>
+                <w:rFonts w:eastAsiaTheme="minorEastAsia" w:cstheme="minorBidi"/>
+                <w:b w:val="0"/>
+                <w:bCs w:val="0"/>
+              </w:rPr>
+              <w:t>Multi-Step Reasoning</w:t>
+            </w:r>
+          </w:p>
+        </w:tc>
+        <w:tc>
+          <w:tcPr>
+            <w:tcW w:w="1682" w:type="dxa"/>
+          </w:tcPr>
+          <w:p>
+            <w:pPr>
+              <w:spacing w:after="200" w:line="276" w:lineRule="auto"/>
+              <w:cnfStyle w:val="000000100000" w:firstRow="0" w:lastRow="0" w:firstColumn="0" w:lastColumn="0" w:oddVBand="0" w:evenVBand="0" w:oddHBand="1" w:evenHBand="0" w:firstRowFirstColumn="0" w:firstRowLastColumn="0" w:lastRowFirstColumn="0" w:lastRowLastColumn="0"/>
+            </w:pPr>
+            <w:r>
+              <w:t>Tied (0.97/0.97, 1.00/1.00)</w:t>
+            </w:r>
+          </w:p>
+        </w:tc>
+        <w:tc>
+          <w:tcPr>
+            <w:tcW w:w="4037" w:type="dxa"/>
+          </w:tcPr>
+          <w:p>
+            <w:pPr>
+              <w:spacing w:after="200" w:line="276" w:lineRule="auto"/>
+              <w:cnfStyle w:val="000000100000" w:firstRow="0" w:lastRow="0" w:firstColumn="0" w:lastColumn="0" w:oddVBand="0" w:evenVBand="0" w:oddHBand="1" w:evenHBand="0" w:firstRowFirstColumn="0" w:firstRowLastColumn="0" w:lastRowFirstColumn="0" w:lastRowLastColumn="0"/>
+            </w:pPr>
+            <w:r>
+              <w:t>AWS ahead on all 6</w:t>
+            </w:r>
+          </w:p>
+        </w:tc>
+        <w:tc>
+          <w:tcPr>
+            <w:tcW w:w="1894" w:type="dxa"/>
+          </w:tcPr>
+          <w:p>
+            <w:pPr>
+              <w:spacing w:after="200" w:line="276" w:lineRule="auto"/>
+              <w:cnfStyle w:val="000000100000" w:firstRow="0" w:lastRow="0" w:firstColumn="0" w:lastColumn="0" w:oddVBand="0" w:evenVBand="0" w:oddHBand="1" w:evenHBand="0" w:firstRowFirstColumn="0" w:firstRowLastColumn="0" w:lastRowFirstColumn="0" w:lastRowLastColumn="0"/>
+            </w:pPr>
+            <w:r>
+              <w:t xml:space="preserve">Deterministic tie plus a judged-pillar sweep is exactly Simple Decision's signature before correction. </w:t>
+            </w:r>
+            <w:r>
+              <w:rPr>
+                <w:b/>
+              </w:rPr>
+              <w:t>Likely mostly a judge artifact</w:t>
+            </w:r>
+            <w:r>
+              <w:t>, not verified real.</w:t>
+            </w:r>
+          </w:p>
+        </w:tc>
+      </w:tr>
+      <w:tr>
+        <w:trPr>
+          <w:cnfStyle w:val="000000010000" w:firstRow="0" w:lastRow="0" w:firstColumn="0" w:lastColumn="0" w:oddVBand="0" w:evenVBand="0" w:oddHBand="0" w:evenHBand="1" w:firstRowFirstColumn="0" w:firstRowLastColumn="0" w:lastRowFirstColumn="0" w:lastRowLastColumn="0"/>
+        </w:trPr>
+        <w:tc>
+          <w:tcPr>
+            <w:cnfStyle w:val="001000000000" w:firstRow="0" w:lastRow="0" w:firstColumn="1" w:lastColumn="0" w:oddVBand="0" w:evenVBand="0" w:oddHBand="0" w:evenHBand="0" w:firstRowFirstColumn="0" w:firstRowLastColumn="0" w:lastRowFirstColumn="0" w:lastRowLastColumn="0"/>
+            <w:tcW w:w="1715" w:type="dxa"/>
+          </w:tcPr>
+          <w:p>
+            <w:pPr>
+              <w:spacing w:after="200" w:line="276" w:lineRule="auto"/>
+              <w:rPr>
+                <w:rFonts w:eastAsiaTheme="minorEastAsia" w:cstheme="minorBidi"/>
+                <w:b w:val="0"/>
+                <w:bCs w:val="0"/>
+              </w:rPr>
+            </w:pPr>
+            <w:r>
+              <w:rPr>
+                <w:rFonts w:eastAsiaTheme="minorEastAsia" w:cstheme="minorBidi"/>
+                <w:b w:val="0"/>
+                <w:bCs w:val="0"/>
+              </w:rPr>
+              <w:t>Counterfactual</w:t>
+            </w:r>
+          </w:p>
+        </w:tc>
+        <w:tc>
+          <w:tcPr>
+            <w:tcW w:w="1682" w:type="dxa"/>
+          </w:tcPr>
+          <w:p>
+            <w:pPr>
+              <w:spacing w:after="200" w:line="276" w:lineRule="auto"/>
+              <w:cnfStyle w:val="000000010000" w:firstRow="0" w:lastRow="0" w:firstColumn="0" w:lastColumn="0" w:oddVBand="0" w:evenVBand="0" w:oddHBand="0" w:evenHBand="1" w:firstRowFirstColumn="0" w:firstRowLastColumn="0" w:lastRowFirstColumn="0" w:lastRowLastColumn="0"/>
+            </w:pPr>
+            <w:r>
+              <w:t>AWS ahead (0.83 vs 0.75)</w:t>
+            </w:r>
+          </w:p>
+        </w:tc>
+        <w:tc>
+          <w:tcPr>
+            <w:tcW w:w="4037" w:type="dxa"/>
+          </w:tcPr>
+          <w:p>
+            <w:pPr>
+              <w:spacing w:after="200" w:line="276" w:lineRule="auto"/>
+              <w:cnfStyle w:val="000000010000" w:firstRow="0" w:lastRow="0" w:firstColumn="0" w:lastColumn="0" w:oddVBand="0" w:evenVBand="0" w:oddHBand="0" w:evenHBand="1" w:firstRowFirstColumn="0" w:firstRowLastColumn="0" w:lastRowFirstColumn="0" w:lastRowLastColumn="0"/>
+            </w:pPr>
+            <w:r>
+              <w:t>AWS ahead on all 6</w:t>
+            </w:r>
+          </w:p>
+        </w:tc>
+        <w:tc>
+          <w:tcPr>
+            <w:tcW w:w="1894" w:type="dxa"/>
+          </w:tcPr>
+          <w:p>
+            <w:pPr>
+              <w:spacing w:after="200" w:line="276" w:lineRule="auto"/>
+              <w:cnfStyle w:val="000000010000" w:firstRow="0" w:lastRow="0" w:firstColumn="0" w:lastColumn="0" w:oddVBand="0" w:evenVBand="0" w:oddHBand="0" w:evenHBand="1" w:firstRowFirstColumn="0" w:firstRowLastColumn="0" w:lastRowFirstColumn="0" w:lastRowLastColumn="0"/>
+            </w:pPr>
+            <w:r>
+              <w:t>Not bias-checked. Some real edge is plausible given the deterministic gap too, but the magnitude is unverified.</w:t>
+            </w:r>
+          </w:p>
+        </w:tc>
+      </w:tr>
+      <w:tr>
+        <w:trPr>
+          <w:cnfStyle w:val="000000100000" w:firstRow="0" w:lastRow="0" w:firstColumn="0" w:lastColumn="0" w:oddVBand="0" w:evenVBand="0" w:oddHBand="1" w:evenHBand="0" w:firstRowFirstColumn="0" w:firstRowLastColumn="0" w:lastRowFirstColumn="0" w:lastRowLastColumn="0"/>
+        </w:trPr>
+        <w:tc>
+          <w:tcPr>
+            <w:cnfStyle w:val="001000000000" w:firstRow="0" w:lastRow="0" w:firstColumn="1" w:lastColumn="0" w:oddVBand="0" w:evenVBand="0" w:oddHBand="0" w:evenHBand="0" w:firstRowFirstColumn="0" w:firstRowLastColumn="0" w:lastRowFirstColumn="0" w:lastRowLastColumn="0"/>
+            <w:tcW w:w="1715" w:type="dxa"/>
+          </w:tcPr>
+          <w:p>
+            <w:pPr>
+              <w:spacing w:after="200" w:line="276" w:lineRule="auto"/>
+              <w:rPr>
+                <w:rFonts w:eastAsiaTheme="minorEastAsia" w:cstheme="minorBidi"/>
+                <w:b w:val="0"/>
+                <w:bCs w:val="0"/>
+              </w:rPr>
+            </w:pPr>
+            <w:r>
+              <w:rPr>
+                <w:rFonts w:eastAsiaTheme="minorEastAsia" w:cstheme="minorBidi"/>
+                <w:b w:val="0"/>
+                <w:bCs w:val="0"/>
+              </w:rPr>
+              <w:t>Human Review</w:t>
+            </w:r>
+          </w:p>
+        </w:tc>
+        <w:tc>
+          <w:tcPr>
+            <w:tcW w:w="1682" w:type="dxa"/>
+          </w:tcPr>
+          <w:p>
+            <w:pPr>
+              <w:spacing w:after="200" w:line="276" w:lineRule="auto"/>
+              <w:cnfStyle w:val="000000100000" w:firstRow="0" w:lastRow="0" w:firstColumn="0" w:lastColumn="0" w:oddVBand="0" w:evenVBand="0" w:oddHBand="1" w:evenHBand="0" w:firstRowFirstColumn="0" w:firstRowLastColumn="0" w:lastRowFirstColumn="0" w:lastRowLastColumn="0"/>
+            </w:pPr>
+            <w:r>
+              <w:t xml:space="preserve">Tied at 0.33 (this metric is known-broken for this category </w:t>
+            </w:r>
+            <w:r>
+              <w:lastRenderedPageBreak/>
+              <w:t>- ignore it); Citation AWS 1.00 vs 0.96</w:t>
+            </w:r>
+          </w:p>
+        </w:tc>
+        <w:tc>
+          <w:tcPr>
+            <w:tcW w:w="4037" w:type="dxa"/>
+          </w:tcPr>
+          <w:p>
+            <w:pPr>
+              <w:spacing w:after="200" w:line="276" w:lineRule="auto"/>
+              <w:cnfStyle w:val="000000100000" w:firstRow="0" w:lastRow="0" w:firstColumn="0" w:lastColumn="0" w:oddVBand="0" w:evenVBand="0" w:oddHBand="1" w:evenHBand="0" w:firstRowFirstColumn="0" w:firstRowLastColumn="0" w:lastRowFirstColumn="0" w:lastRowLastColumn="0"/>
+            </w:pPr>
+            <w:r>
+              <w:lastRenderedPageBreak/>
+              <w:t>AWS ahead on all 6</w:t>
+            </w:r>
+          </w:p>
+        </w:tc>
+        <w:tc>
+          <w:tcPr>
+            <w:tcW w:w="1894" w:type="dxa"/>
+          </w:tcPr>
+          <w:p>
+            <w:pPr>
+              <w:spacing w:after="200" w:line="276" w:lineRule="auto"/>
+              <w:cnfStyle w:val="000000100000" w:firstRow="0" w:lastRow="0" w:firstColumn="0" w:lastColumn="0" w:oddVBand="0" w:evenVBand="0" w:oddHBand="1" w:evenHBand="0" w:firstRowFirstColumn="0" w:firstRowLastColumn="0" w:lastRowFirstColumn="0" w:lastRowLastColumn="0"/>
+            </w:pPr>
+            <w:r>
+              <w:t xml:space="preserve">Not bias-checked. Weakest evidence base of any category, since </w:t>
+            </w:r>
+            <w:r>
+              <w:lastRenderedPageBreak/>
+              <w:t>one of its three "objective" pillars is not measuring anything real here.</w:t>
+            </w:r>
+          </w:p>
+        </w:tc>
+      </w:tr>
+      <w:tr>
+        <w:trPr>
+          <w:cnfStyle w:val="000000010000" w:firstRow="0" w:lastRow="0" w:firstColumn="0" w:lastColumn="0" w:oddVBand="0" w:evenVBand="0" w:oddHBand="0" w:evenHBand="1" w:firstRowFirstColumn="0" w:firstRowLastColumn="0" w:lastRowFirstColumn="0" w:lastRowLastColumn="0"/>
+        </w:trPr>
+        <w:tc>
+          <w:tcPr>
+            <w:cnfStyle w:val="001000000000" w:firstRow="0" w:lastRow="0" w:firstColumn="1" w:lastColumn="0" w:oddVBand="0" w:evenVBand="0" w:oddHBand="0" w:evenHBand="0" w:firstRowFirstColumn="0" w:firstRowLastColumn="0" w:lastRowFirstColumn="0" w:lastRowLastColumn="0"/>
+            <w:tcW w:w="1715" w:type="dxa"/>
+          </w:tcPr>
+          <w:p>
+            <w:pPr>
+              <w:spacing w:after="200" w:line="276" w:lineRule="auto"/>
+              <w:rPr>
+                <w:rFonts w:eastAsiaTheme="minorEastAsia" w:cstheme="minorBidi"/>
+                <w:b w:val="0"/>
+                <w:bCs w:val="0"/>
+              </w:rPr>
+            </w:pPr>
+            <w:r>
+              <w:rPr>
+                <w:rFonts w:eastAsiaTheme="minorEastAsia" w:cstheme="minorBidi"/>
+                <w:b w:val="0"/>
+                <w:bCs w:val="0"/>
+              </w:rPr>
+              <w:lastRenderedPageBreak/>
+              <w:t>Compare Decisions</w:t>
+            </w:r>
+          </w:p>
+        </w:tc>
+        <w:tc>
+          <w:tcPr>
+            <w:tcW w:w="1682" w:type="dxa"/>
+          </w:tcPr>
+          <w:p>
+            <w:pPr>
+              <w:spacing w:after="200" w:line="276" w:lineRule="auto"/>
+              <w:cnfStyle w:val="000000010000" w:firstRow="0" w:lastRow="0" w:firstColumn="0" w:lastColumn="0" w:oddVBand="0" w:evenVBand="0" w:oddHBand="0" w:evenHBand="1" w:firstRowFirstColumn="0" w:firstRowLastColumn="0" w:lastRowFirstColumn="0" w:lastRowLastColumn="0"/>
+            </w:pPr>
+            <w:r>
+              <w:rPr>
+                <w:b/>
+              </w:rPr>
+              <w:t>Azure ahead</w:t>
+            </w:r>
+            <w:r>
+              <w:t xml:space="preserve"> (Traceability 1.00 vs 0.96, Citation 1.00 vs 0.97)</w:t>
+            </w:r>
+          </w:p>
+        </w:tc>
+        <w:tc>
+          <w:tcPr>
+            <w:tcW w:w="4037" w:type="dxa"/>
+          </w:tcPr>
+          <w:p>
+            <w:pPr>
+              <w:spacing w:after="200" w:line="276" w:lineRule="auto"/>
+              <w:cnfStyle w:val="000000010000" w:firstRow="0" w:lastRow="0" w:firstColumn="0" w:lastColumn="0" w:oddVBand="0" w:evenVBand="0" w:oddHBand="0" w:evenHBand="1" w:firstRowFirstColumn="0" w:firstRowLastColumn="0" w:lastRowFirstColumn="0" w:lastRowLastColumn="0"/>
+            </w:pPr>
+            <w:r>
+              <w:rPr>
+                <w:b/>
+              </w:rPr>
+              <w:t>Genuinely mixed</w:t>
+            </w:r>
+            <w:r>
+              <w:t xml:space="preserve"> - Azure leads Transparency/Counterfactual/Uncertainty, AWS leads Attribution/Understandability/Auditability</w:t>
+            </w:r>
+          </w:p>
+        </w:tc>
+        <w:tc>
+          <w:tcPr>
+            <w:tcW w:w="1894" w:type="dxa"/>
+          </w:tcPr>
+          <w:p>
+            <w:pPr>
+              <w:spacing w:after="200" w:line="276" w:lineRule="auto"/>
+              <w:cnfStyle w:val="000000010000" w:firstRow="0" w:lastRow="0" w:firstColumn="0" w:lastColumn="0" w:oddVBand="0" w:evenVBand="0" w:oddHBand="0" w:evenHBand="1" w:firstRowFirstColumn="0" w:firstRowLastColumn="0" w:lastRowFirstColumn="0" w:lastRowLastColumn="0"/>
+            </w:pPr>
+            <w:r>
+              <w:rPr>
+                <w:b/>
+              </w:rPr>
+              <w:t>No clean winner.</w:t>
+            </w:r>
+            <w:r>
+              <w:t xml:space="preserve"> This is the one category that does not fit the AWS-sweep pattern at all - worth noting since it is also the only category using two case files at once (`vendor_case_b`), a structurally different task.</w:t>
+            </w:r>
+          </w:p>
+        </w:tc>
+      </w:tr>
+    </w:tbl>
+    <w:p/>
+    <w:p>
+      <w:r>
+        <w:t>AWS is plausibly ahead in 4-5 of 6 categories, Compare Decisions is a real toss-up, and none of that AWS lead is confirmed at the scale the raw numbers suggest - only Simple Decision has been checked for judge bias, and there the "sweep" mostly evaporated into a near-tie once you control for which model is grading. Reporting "AWS wins 5 categories" as a finding, rather than "AWS wins 5 categories on a scorecard known to inflate AWS by roughly this same amount in the one category verified so far," would overstate what the data actually supports.</w:t>
       </w:r>
     </w:p>
     <w:p>
@@ -4515,7 +5164,6 @@
   <w:style w:type="character" w:default="1" w:styleId="DefaultParagraphFont">
     <w:name w:val="Default Paragraph Font"/>
     <w:uiPriority w:val="1"/>
-    <w:semiHidden/>
     <w:unhideWhenUsed/>
   </w:style>
   <w:style w:type="table" w:default="1" w:styleId="TableNormal">
